--- a/Documenti e diagrammi/doc/Documento dei requisiti.docx
+++ b/Documenti e diagrammi/doc/Documento dei requisiti.docx
@@ -34,18 +34,8 @@
           <w:szCs w:val="20"/>
           <w:lang w:bidi="it-IT"/>
         </w:rPr>
-        <w:t xml:space="preserve">Progetto finale </w:t>
+        <w:t>WebMiningProject</w:t>
       </w:r>
-      <w:proofErr w:type="spellStart"/>
-      <w:r>
-        <w:rPr>
-          <w:sz w:val="32"/>
-          <w:szCs w:val="20"/>
-          <w:lang w:bidi="it-IT"/>
-        </w:rPr>
-        <w:t>EiS</w:t>
-      </w:r>
-      <w:proofErr w:type="spellEnd"/>
     </w:p>
     <w:p>
       <w:pPr>
@@ -70,21 +60,19 @@
         <w:rPr>
           <w:lang w:bidi="it-IT"/>
         </w:rPr>
-        <w:t xml:space="preserve">Autori: Ho Van </w:t>
+        <w:t>Autori: Van Sang</w:t>
       </w:r>
-      <w:proofErr w:type="spellStart"/>
       <w:r>
         <w:rPr>
           <w:lang w:bidi="it-IT"/>
         </w:rPr>
-        <w:t>Sang</w:t>
+        <w:t xml:space="preserve"> Ho</w:t>
       </w:r>
-      <w:proofErr w:type="spellEnd"/>
       <w:r>
         <w:rPr>
           <w:lang w:bidi="it-IT"/>
         </w:rPr>
-        <w:t>, Marco Toffoletto, Veronica Cisotto</w:t>
+        <w:t>, Marco Toffoletto</w:t>
       </w:r>
     </w:p>
     <w:sdt>
@@ -317,25 +305,13 @@
             <w:ind w:left="216"/>
           </w:pPr>
           <w:r>
-            <w:t>2.5</w:t>
+            <w:t>2</w:t>
           </w:r>
           <w:r>
-            <w:t xml:space="preserve"> Caso d’uso UC5: exit</w:t>
+            <w:t>.5</w:t>
           </w:r>
           <w:r>
-            <w:ptab w:relativeTo="margin" w:alignment="right" w:leader="dot"/>
-          </w:r>
-          <w:r>
-            <w:t>5</w:t>
-          </w:r>
-        </w:p>
-        <w:p>
-          <w:pPr>
-            <w:pStyle w:val="Sommario2"/>
-            <w:ind w:left="216"/>
-          </w:pPr>
-          <w:r>
-            <w:t>2.6 Diagramma dei casi d’uso</w:t>
+            <w:t xml:space="preserve"> Diagramma dei casi d’uso</w:t>
           </w:r>
           <w:r>
             <w:ptab w:relativeTo="margin" w:alignment="right" w:leader="dot"/>
@@ -499,7 +475,10 @@
             <w:ind w:left="216"/>
           </w:pPr>
           <w:r>
-            <w:t>4.2 Sitografia</w:t>
+            <w:t xml:space="preserve">4.2 </w:t>
+          </w:r>
+          <w:r>
+            <w:t>Sitografia</w:t>
           </w:r>
           <w:r>
             <w:ptab w:relativeTo="margin" w:alignment="right" w:leader="dot"/>
@@ -713,21 +692,22 @@
         <w:t>salva</w:t>
       </w:r>
       <w:r>
+        <w:t xml:space="preserve"> tutti</w:t>
+      </w:r>
+      <w:r>
         <w:t xml:space="preserve"> gli articoli scaricati </w:t>
       </w:r>
       <w:r>
-        <w:t xml:space="preserve">in </w:t>
+        <w:t>in</w:t>
       </w:r>
       <w:r>
-        <w:t xml:space="preserve">formato </w:t>
+        <w:t xml:space="preserve"> un singolo file in</w:t>
       </w:r>
-      <w:proofErr w:type="spellStart"/>
       <w:r>
-        <w:t>json</w:t>
+        <w:t xml:space="preserve"> </w:t>
       </w:r>
-      <w:proofErr w:type="spellEnd"/>
       <w:r>
-        <w:t>.</w:t>
+        <w:t>formato json.</w:t>
       </w:r>
     </w:p>
     <w:p>
@@ -793,7 +773,10 @@
         <w:pStyle w:val="Paragrafoelenco"/>
       </w:pPr>
       <w:r>
-        <w:t>Il sistema è in grado di determinare i 50 termini più importanti per ordine di peso tra quelli estratti dai file degli articoli. L’importanza di un termine è misurata dal numero di documenti in cui appare.</w:t>
+        <w:t xml:space="preserve">Il sistema è in grado di determinare i 50 termini più importanti per ordine di peso tra quelli estratti dai file degli articoli. </w:t>
+      </w:r>
+      <w:r>
+        <w:t>L'importanza di un termine è direttamente proporzionale al suo conteggio di frequenza, che rappresenta il numero di volte in cui il termine compare all'interno degli articoli.</w:t>
       </w:r>
     </w:p>
     <w:p>
@@ -826,15 +809,7 @@
         <w:pStyle w:val="Paragrafoelenco"/>
       </w:pPr>
       <w:r>
-        <w:t>I 50 termini più importanti vengono memorizzati in un file di testo (</w:t>
-      </w:r>
-      <w:proofErr w:type="spellStart"/>
-      <w:r>
-        <w:t>txt</w:t>
-      </w:r>
-      <w:proofErr w:type="spellEnd"/>
-      <w:r>
-        <w:t xml:space="preserve">). Ogni riga del file </w:t>
+        <w:t xml:space="preserve">I 50 termini più importanti vengono memorizzati in un file di testo (txt). Ogni riga del file </w:t>
       </w:r>
       <w:r>
         <w:t>viene visualizzata nel formato “termine peso”.</w:t>
@@ -911,7 +886,21 @@
           <w:b/>
           <w:bCs/>
         </w:rPr>
-        <w:t>Utilizzo del linguaggio java</w:t>
+        <w:t xml:space="preserve">Utilizzo del linguaggio </w:t>
+      </w:r>
+      <w:r>
+        <w:rPr>
+          <w:b/>
+          <w:bCs/>
+        </w:rPr>
+        <w:t>J</w:t>
+      </w:r>
+      <w:r>
+        <w:rPr>
+          <w:b/>
+          <w:bCs/>
+        </w:rPr>
+        <w:t>ava</w:t>
       </w:r>
     </w:p>
     <w:p>
@@ -940,40 +929,15 @@
           <w:b/>
           <w:bCs/>
         </w:rPr>
-        <w:t xml:space="preserve">Unit testing con </w:t>
+        <w:t>Unit testing con JUnit</w:t>
       </w:r>
-      <w:proofErr w:type="spellStart"/>
-      <w:r>
-        <w:rPr>
-          <w:b/>
-          <w:bCs/>
-        </w:rPr>
-        <w:t>JUnit</w:t>
-      </w:r>
-      <w:proofErr w:type="spellEnd"/>
     </w:p>
     <w:p>
       <w:pPr>
         <w:pStyle w:val="Paragrafoelenco"/>
       </w:pPr>
       <w:r>
-        <w:t xml:space="preserve">Il codice del sistema è stato sottoposto a </w:t>
-      </w:r>
-      <w:proofErr w:type="spellStart"/>
-      <w:r>
-        <w:t>unit</w:t>
-      </w:r>
-      <w:proofErr w:type="spellEnd"/>
-      <w:r>
-        <w:t xml:space="preserve"> testing utilizzando il framework </w:t>
-      </w:r>
-      <w:proofErr w:type="spellStart"/>
-      <w:r>
-        <w:t>JUnit</w:t>
-      </w:r>
-      <w:proofErr w:type="spellEnd"/>
-      <w:r>
-        <w:t>.</w:t>
+        <w:t>Il codice del sistema è stato sottoposto a unit testing utilizzando il framework JUnit.</w:t>
       </w:r>
     </w:p>
     <w:p>
@@ -1004,16 +968,6 @@
       <w:r>
         <w:t>Il codice sorgente del sistema è stato opportunamente commentato e indentato per garantire la leggibilità e manutenibilità del codice.</w:t>
       </w:r>
-    </w:p>
-    <w:p>
-      <w:pPr>
-        <w:rPr>
-          <w:b/>
-          <w:bCs/>
-          <w:sz w:val="24"/>
-          <w:szCs w:val="24"/>
-        </w:rPr>
-      </w:pPr>
     </w:p>
     <w:p>
       <w:pPr>
@@ -1193,13 +1147,11 @@
       <w:r>
         <w:t xml:space="preserve">Il sistema richiede una connessione ad </w:t>
       </w:r>
-      <w:proofErr w:type="spellStart"/>
       <w:r>
-        <w:t>internet</w:t>
+        <w:t>I</w:t>
       </w:r>
-      <w:proofErr w:type="spellEnd"/>
       <w:r>
-        <w:t xml:space="preserve"> attiva per il download degli articoli tramite l’API The Guardian e per eventuali altre fonti di articoli online</w:t>
+        <w:t>nternet attiva per il download degli articoli tramite l’API The Guardian e per eventuali altre fonti di articoli online</w:t>
       </w:r>
     </w:p>
     <w:p>
@@ -1559,10 +1511,10 @@
         <w:spacing w:before="0" w:line="240" w:lineRule="auto"/>
       </w:pPr>
       <w:r>
-        <w:t>Salvataggio degli articoli nella cartella dedicata</w:t>
+        <w:t>Salvataggio d</w:t>
       </w:r>
       <w:r>
-        <w:t>.</w:t>
+        <w:t>i tutti gli articoli in un file in formato json.</w:t>
       </w:r>
     </w:p>
     <w:p>
@@ -1835,7 +1787,13 @@
         <w:spacing w:before="0" w:line="240" w:lineRule="auto"/>
       </w:pPr>
       <w:r>
-        <w:t>La cartella dedicata deve contenere gli articoli</w:t>
+        <w:t xml:space="preserve">La cartella dedicata deve contenere </w:t>
+      </w:r>
+      <w:r>
+        <w:t>il file de</w:t>
+      </w:r>
+      <w:r>
+        <w:t>gli articoli</w:t>
       </w:r>
       <w:r>
         <w:t xml:space="preserve"> scaricati in precedenza.</w:t>
@@ -1929,15 +1887,7 @@
         <w:spacing w:before="0" w:line="240" w:lineRule="auto"/>
       </w:pPr>
       <w:r>
-        <w:t>L’utente scrive da riga di comando ‘-</w:t>
-      </w:r>
-      <w:proofErr w:type="spellStart"/>
-      <w:r>
-        <w:t>e’</w:t>
-      </w:r>
-      <w:proofErr w:type="spellEnd"/>
-      <w:r>
-        <w:t xml:space="preserve"> e preme invio.</w:t>
+        <w:t>L’utente scrive da riga di comando ‘-e’ e preme invio.</w:t>
       </w:r>
     </w:p>
     <w:p>
@@ -2135,7 +2085,10 @@
         <w:spacing w:before="0" w:line="240" w:lineRule="auto"/>
       </w:pPr>
       <w:r>
-        <w:t>Salvataggio degli articoli nella cartella dedicata.</w:t>
+        <w:t>Salvataggio di tutti gli articoli in un file in formato json</w:t>
+      </w:r>
+      <w:r>
+        <w:t>.</w:t>
       </w:r>
     </w:p>
     <w:p>
@@ -2206,13 +2159,16 @@
         <w:t xml:space="preserve">L’utente scrive da riga di comando </w:t>
       </w:r>
       <w:r>
-        <w:t>‘-de’</w:t>
+        <w:t>‘-d’</w:t>
       </w:r>
       <w:r>
         <w:t xml:space="preserve"> seguito </w:t>
       </w:r>
       <w:r>
-        <w:t xml:space="preserve">dall’argomento di suo interesse all’interno di due doppie virgolette </w:t>
+        <w:t>dall’argomento di suo interesse all’interno di due doppie virgolette</w:t>
+      </w:r>
+      <w:r>
+        <w:t xml:space="preserve">, a sua volta seguito dal comando ‘-e’ </w:t>
       </w:r>
       <w:r>
         <w:t>e preme invio.</w:t>
@@ -2399,7 +2355,13 @@
         <w:t xml:space="preserve">condizioni: </w:t>
       </w:r>
       <w:r>
-        <w:t>Apertura del menù “help” avvenuta con successo.</w:t>
+        <w:t xml:space="preserve">Apertura del menù </w:t>
+      </w:r>
+      <w:r>
+        <w:t xml:space="preserve">di supporto </w:t>
+      </w:r>
+      <w:r>
+        <w:t>avvenuta con successo.</w:t>
       </w:r>
     </w:p>
     <w:p>
@@ -2486,7 +2448,6 @@
     </w:p>
     <w:p>
       <w:pPr>
-        <w:spacing w:before="0"/>
         <w:rPr>
           <w:b/>
           <w:bCs/>
@@ -2498,7 +2459,6 @@
     </w:p>
     <w:p>
       <w:pPr>
-        <w:spacing w:before="0"/>
         <w:rPr>
           <w:b/>
           <w:bCs/>
@@ -2507,7 +2467,9 @@
           <w:u w:val="single"/>
         </w:rPr>
       </w:pPr>
-      <w:r>
+    </w:p>
+    <w:p>
+      <w:pPr>
         <w:rPr>
           <w:b/>
           <w:bCs/>
@@ -2515,9 +2477,10 @@
           <w:szCs w:val="24"/>
           <w:u w:val="single"/>
         </w:rPr>
-        <w:t xml:space="preserve">2.5 Caso d’uso UC5: </w:t>
-      </w:r>
-      <w:r>
+      </w:pPr>
+    </w:p>
+    <w:p>
+      <w:pPr>
         <w:rPr>
           <w:b/>
           <w:bCs/>
@@ -2525,9 +2488,10 @@
           <w:szCs w:val="24"/>
           <w:u w:val="single"/>
         </w:rPr>
-        <w:t>e</w:t>
-      </w:r>
-      <w:r>
+      </w:pPr>
+    </w:p>
+    <w:p>
+      <w:pPr>
         <w:rPr>
           <w:b/>
           <w:bCs/>
@@ -2535,12 +2499,10 @@
           <w:szCs w:val="24"/>
           <w:u w:val="single"/>
         </w:rPr>
-        <w:t>xit</w:t>
-      </w:r>
+      </w:pPr>
     </w:p>
     <w:p>
       <w:pPr>
-        <w:spacing w:before="0"/>
         <w:rPr>
           <w:b/>
           <w:bCs/>
@@ -2552,226 +2514,36 @@
     </w:p>
     <w:p>
       <w:pPr>
-        <w:tabs>
-          <w:tab w:val="left" w:pos="1362"/>
-        </w:tabs>
-        <w:spacing w:before="0" w:line="240" w:lineRule="auto"/>
-      </w:pPr>
-      <w:r>
         <w:rPr>
           <w:b/>
           <w:bCs/>
+          <w:sz w:val="24"/>
+          <w:szCs w:val="24"/>
+          <w:u w:val="single"/>
         </w:rPr>
-        <w:t>Obbiettivo:</w:t>
-      </w:r>
-      <w:r>
-        <w:t xml:space="preserve"> Terminare il programma</w:t>
-      </w:r>
-      <w:r>
-        <w:t>.</w:t>
-      </w:r>
+      </w:pPr>
     </w:p>
     <w:p>
       <w:pPr>
-        <w:tabs>
-          <w:tab w:val="left" w:pos="1362"/>
-        </w:tabs>
-        <w:spacing w:before="0" w:line="240" w:lineRule="auto"/>
-      </w:pPr>
-      <w:r>
         <w:rPr>
           <w:b/>
           <w:bCs/>
+          <w:sz w:val="24"/>
+          <w:szCs w:val="24"/>
+          <w:u w:val="single"/>
         </w:rPr>
-        <w:t xml:space="preserve">Attore: </w:t>
-      </w:r>
-      <w:r>
-        <w:t>Utente.</w:t>
-      </w:r>
+      </w:pPr>
     </w:p>
     <w:p>
       <w:pPr>
-        <w:tabs>
-          <w:tab w:val="left" w:pos="1362"/>
-        </w:tabs>
-        <w:spacing w:before="0" w:line="240" w:lineRule="auto"/>
-      </w:pPr>
-      <w:r>
         <w:rPr>
           <w:b/>
           <w:bCs/>
-        </w:rPr>
-        <w:t xml:space="preserve">Precondizioni: </w:t>
-      </w:r>
-      <w:r>
-        <w:t>L’utente ha letto il manuale.</w:t>
-      </w:r>
-    </w:p>
-    <w:p>
-      <w:pPr>
-        <w:tabs>
-          <w:tab w:val="left" w:pos="1362"/>
-        </w:tabs>
-        <w:spacing w:before="0" w:line="240" w:lineRule="auto"/>
-        <w:rPr>
-          <w:b/>
-          <w:bCs/>
-        </w:rPr>
-      </w:pPr>
-      <w:r>
-        <w:rPr>
-          <w:b/>
-          <w:bCs/>
-        </w:rPr>
-        <w:t xml:space="preserve">Post-condizioni: </w:t>
-      </w:r>
-    </w:p>
-    <w:p>
-      <w:pPr>
-        <w:pStyle w:val="Paragrafoelenco"/>
-        <w:numPr>
-          <w:ilvl w:val="0"/>
-          <w:numId w:val="56"/>
-        </w:numPr>
-        <w:tabs>
-          <w:tab w:val="left" w:pos="1362"/>
-        </w:tabs>
-        <w:spacing w:before="0" w:line="240" w:lineRule="auto"/>
-      </w:pPr>
-      <w:r>
-        <w:t>Termine del programma</w:t>
-      </w:r>
-      <w:r>
-        <w:t>.</w:t>
-      </w:r>
-    </w:p>
-    <w:p>
-      <w:pPr>
-        <w:pStyle w:val="Paragrafoelenco"/>
-        <w:numPr>
-          <w:ilvl w:val="0"/>
-          <w:numId w:val="56"/>
-        </w:numPr>
-        <w:tabs>
-          <w:tab w:val="left" w:pos="1362"/>
-        </w:tabs>
-        <w:spacing w:before="0" w:line="240" w:lineRule="auto"/>
-      </w:pPr>
-      <w:r>
-        <w:t>Chiusura del terminale</w:t>
-      </w:r>
-      <w:r>
-        <w:t>.</w:t>
-      </w:r>
-    </w:p>
-    <w:p>
-      <w:pPr>
-        <w:tabs>
-          <w:tab w:val="left" w:pos="1362"/>
-        </w:tabs>
-        <w:spacing w:before="0" w:line="240" w:lineRule="auto"/>
-        <w:rPr>
-          <w:b/>
-          <w:bCs/>
-        </w:rPr>
-      </w:pPr>
-      <w:r>
-        <w:rPr>
-          <w:b/>
-          <w:bCs/>
-        </w:rPr>
-        <w:t xml:space="preserve">Basic flow: </w:t>
-      </w:r>
-    </w:p>
-    <w:p>
-      <w:pPr>
-        <w:pStyle w:val="Paragrafoelenco"/>
-        <w:numPr>
-          <w:ilvl w:val="0"/>
-          <w:numId w:val="57"/>
-        </w:numPr>
-        <w:tabs>
-          <w:tab w:val="left" w:pos="1362"/>
-        </w:tabs>
-        <w:spacing w:before="0" w:line="240" w:lineRule="auto"/>
-        <w:rPr>
-          <w:b/>
-          <w:bCs/>
-        </w:rPr>
-      </w:pPr>
-      <w:r>
-        <w:t>L’utente scrive da riga di comando il comando ‘-</w:t>
-      </w:r>
-      <w:r>
-        <w:rPr>
+          <w:sz w:val="24"/>
+          <w:szCs w:val="24"/>
           <w:u w:val="single"/>
         </w:rPr>
-        <w:t>exit</w:t>
-      </w:r>
-      <w:r>
-        <w:rPr>
-          <w:u w:val="single"/>
-        </w:rPr>
-        <w:t>’</w:t>
-      </w:r>
-      <w:r>
-        <w:t xml:space="preserve"> e preme invio.</w:t>
-      </w:r>
-    </w:p>
-    <w:p>
-      <w:pPr>
-        <w:pStyle w:val="Paragrafoelenco"/>
-        <w:numPr>
-          <w:ilvl w:val="0"/>
-          <w:numId w:val="57"/>
-        </w:numPr>
-        <w:tabs>
-          <w:tab w:val="left" w:pos="1362"/>
-        </w:tabs>
-        <w:spacing w:before="0" w:line="240" w:lineRule="auto"/>
-        <w:rPr>
-          <w:b/>
-          <w:bCs/>
-        </w:rPr>
-      </w:pPr>
-      <w:r>
-        <w:t>Il programma termina.</w:t>
-      </w:r>
-    </w:p>
-    <w:p>
-      <w:pPr>
-        <w:pStyle w:val="Paragrafoelenco"/>
-        <w:numPr>
-          <w:ilvl w:val="0"/>
-          <w:numId w:val="57"/>
-        </w:numPr>
-        <w:tabs>
-          <w:tab w:val="left" w:pos="1362"/>
-        </w:tabs>
-        <w:spacing w:before="0" w:line="240" w:lineRule="auto"/>
-        <w:rPr>
-          <w:b/>
-          <w:bCs/>
-        </w:rPr>
-      </w:pPr>
-      <w:r>
-        <w:t>Il terminale si chiude.</w:t>
-      </w:r>
-    </w:p>
-    <w:p>
-      <w:pPr>
-        <w:spacing w:before="0"/>
-      </w:pPr>
-      <w:r>
-        <w:rPr>
-          <w:b/>
-          <w:bCs/>
-        </w:rPr>
-        <w:t xml:space="preserve">Frequenza di utilizzo: </w:t>
-      </w:r>
-      <w:r>
-        <w:t>può essere anche continua.</w:t>
-      </w:r>
+      </w:pPr>
     </w:p>
     <w:p>
       <w:pPr>
@@ -2945,7 +2717,7 @@
           <w:sz w:val="24"/>
           <w:szCs w:val="24"/>
         </w:rPr>
-        <w:t>6</w:t>
+        <w:t>5</w:t>
       </w:r>
       <w:r>
         <w:rPr>
@@ -2990,10 +2762,10 @@
           <w:noProof/>
         </w:rPr>
         <w:drawing>
-          <wp:inline distT="0" distB="0" distL="0" distR="0" wp14:anchorId="4C30AC6F" wp14:editId="0253F5D8">
-            <wp:extent cx="5323809" cy="6561905"/>
+          <wp:inline distT="0" distB="0" distL="0" distR="0" wp14:anchorId="585FE3D9" wp14:editId="2614C206">
+            <wp:extent cx="5128895" cy="5208270"/>
             <wp:effectExtent l="0" t="0" r="0" b="0"/>
-            <wp:docPr id="1673582611" name="Immagine 1" descr="Immagine che contiene testo, diagramma, linea, cerchio&#10;&#10;Descrizione generata automaticamente"/>
+            <wp:docPr id="1909757206" name="Immagine 1"/>
             <wp:cNvGraphicFramePr>
               <a:graphicFrameLocks xmlns:a="http://schemas.openxmlformats.org/drawingml/2006/main" noChangeAspect="1"/>
             </wp:cNvGraphicFramePr>
@@ -3001,23 +2773,36 @@
               <a:graphicData uri="http://schemas.openxmlformats.org/drawingml/2006/picture">
                 <pic:pic xmlns:pic="http://schemas.openxmlformats.org/drawingml/2006/picture">
                   <pic:nvPicPr>
-                    <pic:cNvPr id="1673582611" name="Immagine 1" descr="Immagine che contiene testo, diagramma, linea, cerchio&#10;&#10;Descrizione generata automaticamente"/>
-                    <pic:cNvPicPr/>
+                    <pic:cNvPr id="0" name="Picture 1"/>
+                    <pic:cNvPicPr>
+                      <a:picLocks noChangeAspect="1" noChangeArrowheads="1"/>
+                    </pic:cNvPicPr>
                   </pic:nvPicPr>
                   <pic:blipFill>
-                    <a:blip r:embed="rId8"/>
+                    <a:blip r:embed="rId8">
+                      <a:extLst>
+                        <a:ext uri="{28A0092B-C50C-407E-A947-70E740481C1C}">
+                          <a14:useLocalDpi xmlns:a14="http://schemas.microsoft.com/office/drawing/2010/main" val="0"/>
+                        </a:ext>
+                      </a:extLst>
+                    </a:blip>
+                    <a:srcRect/>
                     <a:stretch>
                       <a:fillRect/>
                     </a:stretch>
                   </pic:blipFill>
-                  <pic:spPr>
+                  <pic:spPr bwMode="auto">
                     <a:xfrm>
                       <a:off x="0" y="0"/>
-                      <a:ext cx="5323809" cy="6561905"/>
+                      <a:ext cx="5128895" cy="5208270"/>
                     </a:xfrm>
                     <a:prstGeom prst="rect">
                       <a:avLst/>
                     </a:prstGeom>
+                    <a:noFill/>
+                    <a:ln>
+                      <a:noFill/>
+                    </a:ln>
                   </pic:spPr>
                 </pic:pic>
               </a:graphicData>
@@ -3054,6 +2839,46 @@
           <w:bCs/>
           <w:sz w:val="24"/>
           <w:szCs w:val="24"/>
+        </w:rPr>
+      </w:pPr>
+    </w:p>
+    <w:p>
+      <w:pPr>
+        <w:rPr>
+          <w:b/>
+          <w:bCs/>
+          <w:sz w:val="32"/>
+          <w:szCs w:val="32"/>
+        </w:rPr>
+      </w:pPr>
+    </w:p>
+    <w:p>
+      <w:pPr>
+        <w:rPr>
+          <w:b/>
+          <w:bCs/>
+          <w:sz w:val="32"/>
+          <w:szCs w:val="32"/>
+        </w:rPr>
+      </w:pPr>
+    </w:p>
+    <w:p>
+      <w:pPr>
+        <w:rPr>
+          <w:b/>
+          <w:bCs/>
+          <w:sz w:val="32"/>
+          <w:szCs w:val="32"/>
+        </w:rPr>
+      </w:pPr>
+    </w:p>
+    <w:p>
+      <w:pPr>
+        <w:rPr>
+          <w:b/>
+          <w:bCs/>
+          <w:sz w:val="32"/>
+          <w:szCs w:val="32"/>
         </w:rPr>
       </w:pPr>
     </w:p>
@@ -3135,7 +2960,13 @@
     </w:p>
     <w:p>
       <w:r>
-        <w:t>Il documento “DiagrammaDelleClassi.pdf” in allegato si riferisce allo specifico caso d’uso preso in esame, ma vi sono mostrate quasi tutte le classi e associazioni del sistema informativo.</w:t>
+        <w:t>Il documento “DiagrammaDelleClassi.pdf” in allegato si riferisce allo specifico caso d’uso preso in esame, ma vi sono mostrate quasi tutte le classi e associazioni del sistem</w:t>
+      </w:r>
+      <w:r>
+        <w:t>a</w:t>
+      </w:r>
+      <w:r>
+        <w:t>.</w:t>
       </w:r>
       <w:r>
         <w:rPr>
@@ -3229,15 +3060,6 @@
           <w:sz w:val="24"/>
           <w:szCs w:val="24"/>
         </w:rPr>
-        <w:t xml:space="preserve"> </w:t>
-      </w:r>
-      <w:r>
-        <w:rPr>
-          <w:b/>
-          <w:bCs/>
-          <w:sz w:val="24"/>
-          <w:szCs w:val="24"/>
-        </w:rPr>
         <w:t xml:space="preserve">3.5 Manuale d’uso </w:t>
       </w:r>
     </w:p>
@@ -3249,7 +3071,13 @@
         <w:t xml:space="preserve"> “Manuale.pdf”</w:t>
       </w:r>
       <w:r>
-        <w:t xml:space="preserve"> in allegato dona una panoramica concisa e ad alto livello del progetto, soffermandosi su come installare ed eseguire il software. Vi sono inoltre indicazioni su quali funzioni sono state riutilizzate da librerie esistenti, specificandone la versione. </w:t>
+        <w:t xml:space="preserve"> in allegato </w:t>
+      </w:r>
+      <w:r>
+        <w:t>fornisce</w:t>
+      </w:r>
+      <w:r>
+        <w:t xml:space="preserve"> una panoramica concisa e ad alto livello del progetto, soffermandosi su come installare ed eseguire il software. Vi sono inoltre indicazioni su quali funzioni sono state riutilizzate da librerie esistenti, specificandone la versione. </w:t>
       </w:r>
     </w:p>
     <w:p>
@@ -3272,20 +3100,28 @@
       </w:r>
     </w:p>
     <w:p>
+      <w:r>
+        <w:t xml:space="preserve">PlantUML - </w:t>
+      </w:r>
+      <w:hyperlink r:id="rId9" w:history="1">
+        <w:r>
+          <w:rPr>
+            <w:rStyle w:val="Collegamentoipertestuale"/>
+          </w:rPr>
+          <w:t>https://plantuml.com/</w:t>
+        </w:r>
+      </w:hyperlink>
+    </w:p>
+    <w:p>
       <w:pPr>
         <w:rPr>
           <w:rFonts w:eastAsia="Times New Roman"/>
         </w:rPr>
       </w:pPr>
-      <w:proofErr w:type="spellStart"/>
       <w:r>
-        <w:t>Draw.io</w:t>
+        <w:t xml:space="preserve">Draw.io - </w:t>
       </w:r>
-      <w:proofErr w:type="spellEnd"/>
-      <w:r>
-        <w:t xml:space="preserve"> - </w:t>
-      </w:r>
-      <w:hyperlink r:id="rId9" w:history="1">
+      <w:hyperlink r:id="rId10" w:history="1">
         <w:r>
           <w:rPr>
             <w:rStyle w:val="Collegamentoipertestuale"/>
@@ -3298,23 +3134,17 @@
       <w:pPr>
         <w:rPr>
           <w:rFonts w:eastAsia="Times New Roman"/>
+          <w:color w:val="0563C1" w:themeColor="hyperlink"/>
+          <w:u w:val="single"/>
         </w:rPr>
       </w:pPr>
-      <w:proofErr w:type="spellStart"/>
       <w:r>
         <w:rPr>
           <w:rFonts w:eastAsia="Times New Roman"/>
         </w:rPr>
-        <w:t>IntelliJ</w:t>
+        <w:t xml:space="preserve">IntelliJ - </w:t>
       </w:r>
-      <w:proofErr w:type="spellEnd"/>
-      <w:r>
-        <w:rPr>
-          <w:rFonts w:eastAsia="Times New Roman"/>
-        </w:rPr>
-        <w:t xml:space="preserve"> - </w:t>
-      </w:r>
-      <w:hyperlink r:id="rId10" w:history="1">
+      <w:hyperlink r:id="rId11" w:history="1">
         <w:r>
           <w:rPr>
             <w:rStyle w:val="Collegamentoipertestuale"/>
@@ -3375,15 +3205,7 @@
         <w:t xml:space="preserve">Slide delle lezioni </w:t>
       </w:r>
       <w:r>
-        <w:t xml:space="preserve">presenti nel corso </w:t>
-      </w:r>
-      <w:proofErr w:type="spellStart"/>
-      <w:r>
-        <w:t>moodle</w:t>
-      </w:r>
-      <w:proofErr w:type="spellEnd"/>
-      <w:r>
-        <w:t xml:space="preserve"> di Elementi di Ingegneria del Software dell’Università di Padova</w:t>
+        <w:t>presenti nel corso moodle di Elementi di Ingegneria del Software dell’Università di Padova</w:t>
       </w:r>
     </w:p>
     <w:p>
@@ -3427,7 +3249,7 @@
       <w:r>
         <w:t xml:space="preserve">oftware - </w:t>
       </w:r>
-      <w:hyperlink r:id="rId11" w:history="1">
+      <w:hyperlink r:id="rId12" w:history="1">
         <w:r>
           <w:rPr>
             <w:rStyle w:val="Collegamentoipertestuale"/>
@@ -3440,7 +3262,7 @@
       <w:r>
         <w:t xml:space="preserve">Documentazione Java - </w:t>
       </w:r>
-      <w:hyperlink r:id="rId12" w:history="1">
+      <w:hyperlink r:id="rId13" w:history="1">
         <w:r>
           <w:rPr>
             <w:rStyle w:val="Collegamentoipertestuale"/>
@@ -3456,7 +3278,7 @@
       <w:r>
         <w:t xml:space="preserve">The Guardian - </w:t>
       </w:r>
-      <w:hyperlink r:id="rId13" w:history="1">
+      <w:hyperlink r:id="rId14" w:history="1">
         <w:r>
           <w:rPr>
             <w:rStyle w:val="Collegamentoipertestuale"/>
@@ -3469,7 +3291,7 @@
       <w:r>
         <w:t xml:space="preserve">Content API The Guardian - </w:t>
       </w:r>
-      <w:hyperlink r:id="rId14" w:history="1">
+      <w:hyperlink r:id="rId15" w:history="1">
         <w:r>
           <w:rPr>
             <w:rStyle w:val="Collegamentoipertestuale"/>
@@ -3479,9 +3301,8 @@
       </w:hyperlink>
     </w:p>
     <w:p/>
-    <w:p/>
     <w:sectPr>
-      <w:footerReference w:type="default" r:id="rId15"/>
+      <w:footerReference w:type="default" r:id="rId16"/>
       <w:pgSz w:w="11906" w:h="16838" w:code="9"/>
       <w:pgMar w:top="720" w:right="720" w:bottom="720" w:left="720" w:header="288" w:footer="720" w:gutter="0"/>
       <w:pgNumType w:start="1"/>

--- a/Documenti e diagrammi/doc/Documento dei requisiti.docx
+++ b/Documenti e diagrammi/doc/Documento dei requisiti.docx
@@ -28,6 +28,7 @@
       </w:pPr>
       <w:bookmarkStart w:id="0" w:name="_Hlk487785372"/>
       <w:bookmarkEnd w:id="0"/>
+      <w:proofErr w:type="spellStart"/>
       <w:r>
         <w:rPr>
           <w:sz w:val="32"/>
@@ -36,6 +37,7 @@
         </w:rPr>
         <w:t>WebMiningProject</w:t>
       </w:r>
+      <w:proofErr w:type="spellEnd"/>
     </w:p>
     <w:p>
       <w:pPr>
@@ -707,7 +709,13 @@
         <w:t xml:space="preserve"> </w:t>
       </w:r>
       <w:r>
-        <w:t>formato json.</w:t>
+        <w:t xml:space="preserve">formato </w:t>
+      </w:r>
+      <w:r>
+        <w:t>JSON</w:t>
+      </w:r>
+      <w:r>
+        <w:t>.</w:t>
       </w:r>
     </w:p>
     <w:p>
@@ -809,7 +817,18 @@
         <w:pStyle w:val="Paragrafoelenco"/>
       </w:pPr>
       <w:r>
-        <w:t xml:space="preserve">I 50 termini più importanti vengono memorizzati in un file di testo (txt). Ogni riga del file </w:t>
+        <w:t>I 50 termini più importanti vengono memorizzati in un file di testo (</w:t>
+      </w:r>
+      <w:r>
+        <w:t>.</w:t>
+      </w:r>
+      <w:proofErr w:type="spellStart"/>
+      <w:r>
+        <w:t>txt</w:t>
+      </w:r>
+      <w:proofErr w:type="spellEnd"/>
+      <w:r>
+        <w:t xml:space="preserve">). Ogni riga del file </w:t>
       </w:r>
       <w:r>
         <w:t>viene visualizzata nel formato “termine peso”.</w:t>
@@ -929,15 +948,40 @@
           <w:b/>
           <w:bCs/>
         </w:rPr>
-        <w:t>Unit testing con JUnit</w:t>
+        <w:t xml:space="preserve">Unit testing con </w:t>
       </w:r>
+      <w:proofErr w:type="spellStart"/>
+      <w:r>
+        <w:rPr>
+          <w:b/>
+          <w:bCs/>
+        </w:rPr>
+        <w:t>JUnit</w:t>
+      </w:r>
+      <w:proofErr w:type="spellEnd"/>
     </w:p>
     <w:p>
       <w:pPr>
         <w:pStyle w:val="Paragrafoelenco"/>
       </w:pPr>
       <w:r>
-        <w:t>Il codice del sistema è stato sottoposto a unit testing utilizzando il framework JUnit.</w:t>
+        <w:t xml:space="preserve">Il codice del sistema è stato sottoposto a </w:t>
+      </w:r>
+      <w:proofErr w:type="spellStart"/>
+      <w:r>
+        <w:t>unit</w:t>
+      </w:r>
+      <w:proofErr w:type="spellEnd"/>
+      <w:r>
+        <w:t xml:space="preserve"> testing utilizzando il framework </w:t>
+      </w:r>
+      <w:proofErr w:type="spellStart"/>
+      <w:r>
+        <w:t>JUnit</w:t>
+      </w:r>
+      <w:proofErr w:type="spellEnd"/>
+      <w:r>
+        <w:t>.</w:t>
       </w:r>
     </w:p>
     <w:p>
@@ -1514,7 +1558,15 @@
         <w:t>Salvataggio d</w:t>
       </w:r>
       <w:r>
-        <w:t>i tutti gli articoli in un file in formato json.</w:t>
+        <w:t xml:space="preserve">i tutti gli articoli in un file in formato </w:t>
+      </w:r>
+      <w:proofErr w:type="spellStart"/>
+      <w:r>
+        <w:t>json</w:t>
+      </w:r>
+      <w:proofErr w:type="spellEnd"/>
+      <w:r>
+        <w:t>.</w:t>
       </w:r>
     </w:p>
     <w:p>
@@ -1887,7 +1939,17 @@
         <w:spacing w:before="0" w:line="240" w:lineRule="auto"/>
       </w:pPr>
       <w:r>
-        <w:t>L’utente scrive da riga di comando ‘-e’ e preme invio.</w:t>
+        <w:t>L’utente scrive da riga di comando ‘-</w:t>
+      </w:r>
+      <w:proofErr w:type="spellStart"/>
+      <w:proofErr w:type="gramStart"/>
+      <w:r>
+        <w:t>e’</w:t>
+      </w:r>
+      <w:proofErr w:type="spellEnd"/>
+      <w:proofErr w:type="gramEnd"/>
+      <w:r>
+        <w:t xml:space="preserve"> e preme invio.</w:t>
       </w:r>
     </w:p>
     <w:p>
@@ -2085,8 +2147,13 @@
         <w:spacing w:before="0" w:line="240" w:lineRule="auto"/>
       </w:pPr>
       <w:r>
-        <w:t>Salvataggio di tutti gli articoli in un file in formato json</w:t>
+        <w:t xml:space="preserve">Salvataggio di tutti gli articoli in un file in formato </w:t>
       </w:r>
+      <w:proofErr w:type="spellStart"/>
+      <w:r>
+        <w:t>json</w:t>
+      </w:r>
+      <w:proofErr w:type="spellEnd"/>
       <w:r>
         <w:t>.</w:t>
       </w:r>
@@ -2168,7 +2235,17 @@
         <w:t>dall’argomento di suo interesse all’interno di due doppie virgolette</w:t>
       </w:r>
       <w:r>
-        <w:t xml:space="preserve">, a sua volta seguito dal comando ‘-e’ </w:t>
+        <w:t>, a sua volta seguito dal comando ‘-</w:t>
+      </w:r>
+      <w:proofErr w:type="spellStart"/>
+      <w:proofErr w:type="gramStart"/>
+      <w:r>
+        <w:t>e’</w:t>
+      </w:r>
+      <w:proofErr w:type="spellEnd"/>
+      <w:proofErr w:type="gramEnd"/>
+      <w:r>
+        <w:t xml:space="preserve"> </w:t>
       </w:r>
       <w:r>
         <w:t>e preme invio.</w:t>
@@ -3100,8 +3177,13 @@
       </w:r>
     </w:p>
     <w:p>
+      <w:proofErr w:type="spellStart"/>
       <w:r>
-        <w:t xml:space="preserve">PlantUML - </w:t>
+        <w:t>PlantUML</w:t>
+      </w:r>
+      <w:proofErr w:type="spellEnd"/>
+      <w:r>
+        <w:t xml:space="preserve"> - </w:t>
       </w:r>
       <w:hyperlink r:id="rId9" w:history="1">
         <w:r>
@@ -3116,15 +3198,20 @@
       <w:pPr>
         <w:rPr>
           <w:rFonts w:eastAsia="Times New Roman"/>
+          <w:lang w:val="en-US"/>
         </w:rPr>
       </w:pPr>
       <w:r>
+        <w:rPr>
+          <w:lang w:val="en-US"/>
+        </w:rPr>
         <w:t xml:space="preserve">Draw.io - </w:t>
       </w:r>
       <w:hyperlink r:id="rId10" w:history="1">
         <w:r>
           <w:rPr>
             <w:rStyle w:val="Collegamentoipertestuale"/>
+            <w:lang w:val="en-US"/>
           </w:rPr>
           <w:t>https://app.diagrams.net/</w:t>
         </w:r>
@@ -3138,11 +3225,19 @@
           <w:u w:val="single"/>
         </w:rPr>
       </w:pPr>
+      <w:proofErr w:type="spellStart"/>
       <w:r>
         <w:rPr>
           <w:rFonts w:eastAsia="Times New Roman"/>
         </w:rPr>
-        <w:t xml:space="preserve">IntelliJ - </w:t>
+        <w:t>IntelliJ</w:t>
+      </w:r>
+      <w:proofErr w:type="spellEnd"/>
+      <w:r>
+        <w:rPr>
+          <w:rFonts w:eastAsia="Times New Roman"/>
+        </w:rPr>
+        <w:t xml:space="preserve"> - </w:t>
       </w:r>
       <w:hyperlink r:id="rId11" w:history="1">
         <w:r>
@@ -3205,7 +3300,15 @@
         <w:t xml:space="preserve">Slide delle lezioni </w:t>
       </w:r>
       <w:r>
-        <w:t>presenti nel corso moodle di Elementi di Ingegneria del Software dell’Università di Padova</w:t>
+        <w:t xml:space="preserve">presenti nel corso </w:t>
+      </w:r>
+      <w:proofErr w:type="spellStart"/>
+      <w:r>
+        <w:t>moodle</w:t>
+      </w:r>
+      <w:proofErr w:type="spellEnd"/>
+      <w:r>
+        <w:t xml:space="preserve"> di Elementi di Ingegneria del Software dell’Università di Padova</w:t>
       </w:r>
     </w:p>
     <w:p>
@@ -3288,19 +3391,34 @@
       </w:hyperlink>
     </w:p>
     <w:p>
+      <w:pPr>
+        <w:rPr>
+          <w:lang w:val="en-US"/>
+        </w:rPr>
+      </w:pPr>
       <w:r>
+        <w:rPr>
+          <w:lang w:val="en-US"/>
+        </w:rPr>
         <w:t xml:space="preserve">Content API The Guardian - </w:t>
       </w:r>
       <w:hyperlink r:id="rId15" w:history="1">
         <w:r>
           <w:rPr>
             <w:rStyle w:val="Collegamentoipertestuale"/>
+            <w:lang w:val="en-US"/>
           </w:rPr>
           <w:t>https://github.com/matarrese/content-api-the-guardian</w:t>
         </w:r>
       </w:hyperlink>
     </w:p>
-    <w:p/>
+    <w:p>
+      <w:pPr>
+        <w:rPr>
+          <w:lang w:val="en-US"/>
+        </w:rPr>
+      </w:pPr>
+    </w:p>
     <w:sectPr>
       <w:footerReference w:type="default" r:id="rId16"/>
       <w:pgSz w:w="11906" w:h="16838" w:code="9"/>

--- a/Documenti e diagrammi/doc/Documento dei requisiti.docx
+++ b/Documenti e diagrammi/doc/Documento dei requisiti.docx
@@ -2990,14 +2990,6 @@
       </w:r>
     </w:p>
     <w:p>
-      <w:pPr>
-        <w:rPr>
-          <w:b/>
-          <w:bCs/>
-          <w:sz w:val="24"/>
-          <w:szCs w:val="24"/>
-        </w:rPr>
-      </w:pPr>
       <w:r>
         <w:rPr>
           <w:b/>
@@ -3005,7 +2997,136 @@
           <w:sz w:val="24"/>
           <w:szCs w:val="24"/>
         </w:rPr>
-        <w:t xml:space="preserve">3.1 </w:t>
+        <w:t>3.</w:t>
+      </w:r>
+      <w:r>
+        <w:rPr>
+          <w:b/>
+          <w:bCs/>
+          <w:sz w:val="24"/>
+          <w:szCs w:val="24"/>
+        </w:rPr>
+        <w:t>1</w:t>
+      </w:r>
+      <w:r>
+        <w:rPr>
+          <w:b/>
+          <w:bCs/>
+          <w:sz w:val="24"/>
+          <w:szCs w:val="24"/>
+        </w:rPr>
+        <w:t xml:space="preserve"> Diagramma dei casi d’uso</w:t>
+      </w:r>
+    </w:p>
+    <w:p>
+      <w:r>
+        <w:t xml:space="preserve">Il documento “DiagrammaCasiUso.pdf” in allegato </w:t>
+      </w:r>
+      <w:r>
+        <w:t xml:space="preserve">(e riportato sopra) </w:t>
+      </w:r>
+      <w:r>
+        <w:t>descrive le</w:t>
+      </w:r>
+      <w:r>
+        <w:t xml:space="preserve"> relazioni fra le funzionalità specifiche che compongono il caso d’uso preso in esame.</w:t>
+      </w:r>
+    </w:p>
+    <w:p>
+      <w:pPr>
+        <w:rPr>
+          <w:b/>
+          <w:bCs/>
+          <w:sz w:val="24"/>
+          <w:szCs w:val="24"/>
+        </w:rPr>
+      </w:pPr>
+      <w:r>
+        <w:rPr>
+          <w:b/>
+          <w:bCs/>
+          <w:sz w:val="24"/>
+          <w:szCs w:val="24"/>
+        </w:rPr>
+        <w:t>3.</w:t>
+      </w:r>
+      <w:r>
+        <w:rPr>
+          <w:b/>
+          <w:bCs/>
+          <w:sz w:val="24"/>
+          <w:szCs w:val="24"/>
+        </w:rPr>
+        <w:t>2</w:t>
+      </w:r>
+      <w:r>
+        <w:rPr>
+          <w:b/>
+          <w:bCs/>
+          <w:sz w:val="24"/>
+          <w:szCs w:val="24"/>
+        </w:rPr>
+        <w:t xml:space="preserve"> </w:t>
+      </w:r>
+      <w:r>
+        <w:rPr>
+          <w:b/>
+          <w:bCs/>
+          <w:sz w:val="24"/>
+          <w:szCs w:val="24"/>
+        </w:rPr>
+        <w:t>Domain model</w:t>
+      </w:r>
+    </w:p>
+    <w:p>
+      <w:r>
+        <w:t>Il documento “</w:t>
+      </w:r>
+      <w:r>
+        <w:t>DomainModel.pdf</w:t>
+      </w:r>
+      <w:r>
+        <w:t xml:space="preserve">” in allegato </w:t>
+      </w:r>
+      <w:r>
+        <w:t>descrive schematicamente le associazioni e cardinalità tra le diverse classi.</w:t>
+      </w:r>
+    </w:p>
+    <w:p>
+      <w:pPr>
+        <w:rPr>
+          <w:b/>
+          <w:bCs/>
+          <w:sz w:val="24"/>
+          <w:szCs w:val="24"/>
+        </w:rPr>
+      </w:pPr>
+      <w:r>
+        <w:rPr>
+          <w:b/>
+          <w:bCs/>
+          <w:sz w:val="24"/>
+          <w:szCs w:val="24"/>
+        </w:rPr>
+        <w:t>3.</w:t>
+      </w:r>
+      <w:r>
+        <w:rPr>
+          <w:b/>
+          <w:bCs/>
+          <w:sz w:val="24"/>
+          <w:szCs w:val="24"/>
+        </w:rPr>
+        <w:t>3</w:t>
+      </w:r>
+      <w:r>
+        <w:rPr>
+          <w:b/>
+          <w:bCs/>
+          <w:sz w:val="24"/>
+          <w:szCs w:val="24"/>
+        </w:rPr>
+        <w:t xml:space="preserve"> </w:t>
       </w:r>
       <w:r>
         <w:rPr>
@@ -3037,10 +3158,10 @@
     </w:p>
     <w:p>
       <w:r>
-        <w:t>Il documento “DiagrammaDelleClassi.pdf” in allegato si riferisce allo specifico caso d’uso preso in esame, ma vi sono mostrate quasi tutte le classi e associazioni del sistem</w:t>
+        <w:t xml:space="preserve">Il documento “DiagrammaDelleClassi.pdf” in allegato </w:t>
       </w:r>
       <w:r>
-        <w:t>a</w:t>
+        <w:t>descrive nel dettaglio le strutture interne (metodi, attributi) delle classi e le associazioni tra di esse</w:t>
       </w:r>
       <w:r>
         <w:t>.</w:t>
@@ -3071,12 +3192,33 @@
           <w:sz w:val="24"/>
           <w:szCs w:val="24"/>
         </w:rPr>
-        <w:t>3.2 Diagramma di sequenza</w:t>
+        <w:t>3.</w:t>
+      </w:r>
+      <w:r>
+        <w:rPr>
+          <w:b/>
+          <w:bCs/>
+          <w:sz w:val="24"/>
+          <w:szCs w:val="24"/>
+        </w:rPr>
+        <w:t>4</w:t>
+      </w:r>
+      <w:r>
+        <w:rPr>
+          <w:b/>
+          <w:bCs/>
+          <w:sz w:val="24"/>
+          <w:szCs w:val="24"/>
+        </w:rPr>
+        <w:t xml:space="preserve"> Diagramma di sequenza</w:t>
       </w:r>
     </w:p>
     <w:p>
       <w:r>
-        <w:t>Il documento “DiagrammaDiSequenza.pdf” in allegato si riferisce allo specifico caso d’uso preso in esame, con particolare riferimento allo scambio temporale di messaggi tra gli oggetti.</w:t>
+        <w:t xml:space="preserve">Il documento “DiagrammaDiSequenza.pdf” in allegato </w:t>
+      </w:r>
+      <w:r>
+        <w:t>descrive l’ordine temporale dell’esecuzione dei vari metodi e gli scambi di dati tra le diverse classi.</w:t>
       </w:r>
     </w:p>
     <w:p>
@@ -3087,7 +3229,7 @@
           <w:sz w:val="24"/>
           <w:szCs w:val="24"/>
         </w:rPr>
-        <w:t xml:space="preserve"> </w:t>
+        <w:t>3.</w:t>
       </w:r>
       <w:r>
         <w:rPr>
@@ -3096,7 +3238,16 @@
           <w:sz w:val="24"/>
           <w:szCs w:val="24"/>
         </w:rPr>
-        <w:t xml:space="preserve">3.3 Diagramma </w:t>
+        <w:t>5</w:t>
+      </w:r>
+      <w:r>
+        <w:rPr>
+          <w:b/>
+          <w:bCs/>
+          <w:sz w:val="24"/>
+          <w:szCs w:val="24"/>
+        </w:rPr>
+        <w:t xml:space="preserve"> Diagramma </w:t>
       </w:r>
       <w:r>
         <w:rPr>
@@ -3110,7 +3261,19 @@
     </w:p>
     <w:p>
       <w:r>
-        <w:t>Il documento “DiagrammaDelleAttivita.pdf” in allegato si riferisce allo specifico caso d’uso preso in esame, mostrando il flusso delle attività che lo compongono.</w:t>
+        <w:t xml:space="preserve">Il documento “DiagrammaDelleAttivita.pdf” in allegato </w:t>
+      </w:r>
+      <w:r>
+        <w:t xml:space="preserve">descrive il </w:t>
+      </w:r>
+      <w:r>
+        <w:t xml:space="preserve">flusso delle attività che </w:t>
+      </w:r>
+      <w:r>
+        <w:t>compongono il programma</w:t>
+      </w:r>
+      <w:r>
+        <w:t>.</w:t>
       </w:r>
     </w:p>
     <w:p>
@@ -3121,15 +3284,8 @@
           <w:sz w:val="24"/>
           <w:szCs w:val="24"/>
         </w:rPr>
-        <w:t>3.4 Diagramma dei casi d’uso</w:t>
+        <w:t>3.</w:t>
       </w:r>
-    </w:p>
-    <w:p>
-      <w:r>
-        <w:t>Il documento “DiagrammaCasiUso.pdf” in allegato si riferisce alle relazioni fra le funzionalità specifiche che compongono il caso d’uso preso in esame.</w:t>
-      </w:r>
-    </w:p>
-    <w:p>
       <w:r>
         <w:rPr>
           <w:b/>
@@ -3137,7 +3293,16 @@
           <w:sz w:val="24"/>
           <w:szCs w:val="24"/>
         </w:rPr>
-        <w:t xml:space="preserve">3.5 Manuale d’uso </w:t>
+        <w:t>6</w:t>
+      </w:r>
+      <w:r>
+        <w:rPr>
+          <w:b/>
+          <w:bCs/>
+          <w:sz w:val="24"/>
+          <w:szCs w:val="24"/>
+        </w:rPr>
+        <w:t xml:space="preserve"> Manuale d’uso </w:t>
       </w:r>
     </w:p>
     <w:p>
@@ -3173,7 +3338,25 @@
           <w:sz w:val="24"/>
           <w:szCs w:val="24"/>
         </w:rPr>
-        <w:t>3.6 Software utilizzati</w:t>
+        <w:t>3.</w:t>
+      </w:r>
+      <w:r>
+        <w:rPr>
+          <w:b/>
+          <w:bCs/>
+          <w:sz w:val="24"/>
+          <w:szCs w:val="24"/>
+        </w:rPr>
+        <w:t>7</w:t>
+      </w:r>
+      <w:r>
+        <w:rPr>
+          <w:b/>
+          <w:bCs/>
+          <w:sz w:val="24"/>
+          <w:szCs w:val="24"/>
+        </w:rPr>
+        <w:t xml:space="preserve"> Software utilizzati</w:t>
       </w:r>
     </w:p>
     <w:p>
@@ -3259,6 +3442,55 @@
     <w:p>
       <w:pPr>
         <w:rPr>
+          <w:rFonts w:eastAsia="Times New Roman"/>
+        </w:rPr>
+      </w:pPr>
+    </w:p>
+    <w:p>
+      <w:pPr>
+        <w:rPr>
+          <w:rFonts w:eastAsia="Times New Roman"/>
+        </w:rPr>
+      </w:pPr>
+    </w:p>
+    <w:p>
+      <w:pPr>
+        <w:rPr>
+          <w:rFonts w:eastAsia="Times New Roman"/>
+        </w:rPr>
+      </w:pPr>
+    </w:p>
+    <w:p>
+      <w:pPr>
+        <w:rPr>
+          <w:rFonts w:eastAsia="Times New Roman"/>
+        </w:rPr>
+      </w:pPr>
+    </w:p>
+    <w:p>
+      <w:pPr>
+        <w:rPr>
+          <w:rFonts w:eastAsia="Times New Roman"/>
+        </w:rPr>
+      </w:pPr>
+    </w:p>
+    <w:p>
+      <w:pPr>
+        <w:rPr>
+          <w:rFonts w:eastAsia="Times New Roman"/>
+        </w:rPr>
+      </w:pPr>
+    </w:p>
+    <w:p>
+      <w:pPr>
+        <w:rPr>
+          <w:rFonts w:eastAsia="Times New Roman"/>
+        </w:rPr>
+      </w:pPr>
+    </w:p>
+    <w:p>
+      <w:pPr>
+        <w:rPr>
           <w:b/>
           <w:bCs/>
           <w:sz w:val="32"/>
@@ -3273,6 +3505,7 @@
           <w:sz w:val="32"/>
           <w:szCs w:val="32"/>
         </w:rPr>
+        <w:lastRenderedPageBreak/>
         <w:t>4. Appendice</w:t>
       </w:r>
     </w:p>

--- a/Documenti e diagrammi/doc/Documento dei requisiti.docx
+++ b/Documenti e diagrammi/doc/Documento dei requisiti.docx
@@ -365,7 +365,16 @@
             <w:ind w:left="216"/>
           </w:pPr>
           <w:r>
-            <w:t>3.2 Diagramma di sequenza</w:t>
+            <w:t>3.</w:t>
+          </w:r>
+          <w:r>
+            <w:t>2</w:t>
+          </w:r>
+          <w:r>
+            <w:t xml:space="preserve"> </w:t>
+          </w:r>
+          <w:r>
+            <w:t>Domain Model</w:t>
           </w:r>
           <w:r>
             <w:ptab w:relativeTo="margin" w:alignment="right" w:leader="dot"/>
@@ -380,7 +389,13 @@
             <w:ind w:left="216"/>
           </w:pPr>
           <w:r>
-            <w:t>3.3 Diagramma delle attività</w:t>
+            <w:t>3.</w:t>
+          </w:r>
+          <w:r>
+            <w:t>3</w:t>
+          </w:r>
+          <w:r>
+            <w:t xml:space="preserve"> Diagramma di sequenza</w:t>
           </w:r>
           <w:r>
             <w:ptab w:relativeTo="margin" w:alignment="right" w:leader="dot"/>
@@ -395,7 +410,13 @@
             <w:ind w:left="216"/>
           </w:pPr>
           <w:r>
-            <w:t>3.4 Diagramma dei casi d’uso</w:t>
+            <w:t>3.</w:t>
+          </w:r>
+          <w:r>
+            <w:t>4</w:t>
+          </w:r>
+          <w:r>
+            <w:t xml:space="preserve"> Diagramma delle attività</w:t>
           </w:r>
           <w:r>
             <w:ptab w:relativeTo="margin" w:alignment="right" w:leader="dot"/>
@@ -410,7 +431,13 @@
             <w:ind w:left="216"/>
           </w:pPr>
           <w:r>
-            <w:t>3.5 Manuale d’uso</w:t>
+            <w:t>3.</w:t>
+          </w:r>
+          <w:r>
+            <w:t>5</w:t>
+          </w:r>
+          <w:r>
+            <w:t xml:space="preserve"> Diagramma dei casi d’uso</w:t>
           </w:r>
           <w:r>
             <w:ptab w:relativeTo="margin" w:alignment="right" w:leader="dot"/>
@@ -425,7 +452,34 @@
             <w:ind w:left="216"/>
           </w:pPr>
           <w:r>
-            <w:t>3.6 Software utilizzati</w:t>
+            <w:t>3.</w:t>
+          </w:r>
+          <w:r>
+            <w:t>6</w:t>
+          </w:r>
+          <w:r>
+            <w:t xml:space="preserve"> Manuale d’uso</w:t>
+          </w:r>
+          <w:r>
+            <w:ptab w:relativeTo="margin" w:alignment="right" w:leader="dot"/>
+          </w:r>
+          <w:r>
+            <w:t>7</w:t>
+          </w:r>
+        </w:p>
+        <w:p>
+          <w:pPr>
+            <w:pStyle w:val="Sommario2"/>
+            <w:ind w:left="216"/>
+          </w:pPr>
+          <w:r>
+            <w:t>3.</w:t>
+          </w:r>
+          <w:r>
+            <w:t>7</w:t>
+          </w:r>
+          <w:r>
+            <w:t xml:space="preserve"> Software utilizzati</w:t>
           </w:r>
           <w:r>
             <w:ptab w:relativeTo="margin" w:alignment="right" w:leader="dot"/>
@@ -2997,25 +3051,7 @@
           <w:sz w:val="24"/>
           <w:szCs w:val="24"/>
         </w:rPr>
-        <w:t>3.</w:t>
-      </w:r>
-      <w:r>
-        <w:rPr>
-          <w:b/>
-          <w:bCs/>
-          <w:sz w:val="24"/>
-          <w:szCs w:val="24"/>
-        </w:rPr>
-        <w:t>1</w:t>
-      </w:r>
-      <w:r>
-        <w:rPr>
-          <w:b/>
-          <w:bCs/>
-          <w:sz w:val="24"/>
-          <w:szCs w:val="24"/>
-        </w:rPr>
-        <w:t xml:space="preserve"> Diagramma dei casi d’uso</w:t>
+        <w:t>3.1 Diagramma dei casi d’uso</w:t>
       </w:r>
     </w:p>
     <w:p>
@@ -3048,45 +3084,12 @@
           <w:sz w:val="24"/>
           <w:szCs w:val="24"/>
         </w:rPr>
-        <w:t>3.</w:t>
-      </w:r>
-      <w:r>
-        <w:rPr>
-          <w:b/>
-          <w:bCs/>
-          <w:sz w:val="24"/>
-          <w:szCs w:val="24"/>
-        </w:rPr>
-        <w:t>2</w:t>
-      </w:r>
-      <w:r>
-        <w:rPr>
-          <w:b/>
-          <w:bCs/>
-          <w:sz w:val="24"/>
-          <w:szCs w:val="24"/>
-        </w:rPr>
-        <w:t xml:space="preserve"> </w:t>
-      </w:r>
-      <w:r>
-        <w:rPr>
-          <w:b/>
-          <w:bCs/>
-          <w:sz w:val="24"/>
-          <w:szCs w:val="24"/>
-        </w:rPr>
-        <w:t>Domain model</w:t>
+        <w:t>3.2 Domain model</w:t>
       </w:r>
     </w:p>
     <w:p>
       <w:r>
-        <w:t>Il documento “</w:t>
-      </w:r>
-      <w:r>
-        <w:t>DomainModel.pdf</w:t>
-      </w:r>
-      <w:r>
-        <w:t xml:space="preserve">” in allegato </w:t>
+        <w:t xml:space="preserve">Il documento “DomainModel.pdf” in allegato </w:t>
       </w:r>
       <w:r>
         <w:t>descrive schematicamente le associazioni e cardinalità tra le diverse classi.</w:t>
